--- a/lessons/2-1-flagship/downloads/2-1-flagship-notes-teacher.docx
+++ b/lessons/2-1-flagship/downloads/2-1-flagship-notes-teacher.docx
@@ -14,7 +14,7 @@
           <w:sz w:val="18"/>
           <w:szCs w:val="18"/>
         </w:rPr>
-        <w:t xml:space="preserve">UNIT 2  ·  LESSON 1      STANDARD 6.NS.1</w:t>
+        <w:t xml:space="preserve">UNIT 2  ·  LESSON 1      STANDARD 6.NOS.1</w:t>
       </w:r>
     </w:p>
     <w:p>
@@ -2277,7 +2277,7 @@
           <w:sz w:val="21"/>
           <w:szCs w:val="21"/>
         </w:rPr>
-        <w:t xml:space="preserve">Start with:  In one whole foot I see ___ sections of 1/4 each.</w:t>
+        <w:t xml:space="preserve">Start with:  When a problem felt tricky, I ___ to figure out how many pieces fit.</w:t>
       </w:r>
       <w:r>
         <w:rPr>
@@ -2288,7 +2288,7 @@
           <w:szCs w:val="19"/>
         </w:rPr>
         <w:br/>
-        <w:t xml:space="preserve">En un pie completo veo ___ secciones de 1/4 cada una.</w:t>
+        <w:t xml:space="preserve">Cuando un problema se sentía difícil, yo ___ para calcular cuántos pedazos caben.</w:t>
       </w:r>
     </w:p>
     <w:p>
@@ -2311,7 +2311,7 @@
           <w:sz w:val="19"/>
           <w:szCs w:val="19"/>
         </w:rPr>
-        <w:t xml:space="preserve">Dividend,  Divisor,  Quotient,  Reciprocal</w:t>
+        <w:t xml:space="preserve">dividend,  divisor,  quotient,  reciprocal,  unit fraction</w:t>
       </w:r>
     </w:p>
     <w:p>
@@ -2373,6 +2373,32 @@
           <w:szCs w:val="19"/>
         </w:rPr>
         <w:t xml:space="preserve">Solve each problem. Show your thinking in the work box.</w:t>
+      </w:r>
+    </w:p>
+    <w:p>
+      <w:pPr>
+        <w:pStyle w:val="Heading2"/>
+        <w:spacing w:after="80" w:before="180"/>
+      </w:pPr>
+      <w:r>
+        <w:rPr>
+          <w:b/>
+          <w:bCs/>
+          <w:color w:val="12355B"/>
+          <w:sz w:val="24"/>
+          <w:szCs w:val="24"/>
+        </w:rPr>
+        <w:t xml:space="preserve">Level 1 Support</w:t>
+      </w:r>
+      <w:r>
+        <w:rPr>
+          <w:i/>
+          <w:iCs/>
+          <w:color w:val="1FA6A2"/>
+          <w:sz w:val="19"/>
+          <w:szCs w:val="19"/>
+        </w:rPr>
+        <w:t xml:space="preserve">   extra scaffolding</w:t>
       </w:r>
     </w:p>
     <w:p>
@@ -2637,6 +2663,32 @@
     </w:tbl>
     <w:p>
       <w:pPr>
+        <w:pStyle w:val="Heading2"/>
+        <w:spacing w:after="80" w:before="180"/>
+      </w:pPr>
+      <w:r>
+        <w:rPr>
+          <w:b/>
+          <w:bCs/>
+          <w:color w:val="12355B"/>
+          <w:sz w:val="24"/>
+          <w:szCs w:val="24"/>
+        </w:rPr>
+        <w:t xml:space="preserve">On Level</w:t>
+      </w:r>
+      <w:r>
+        <w:rPr>
+          <w:i/>
+          <w:iCs/>
+          <w:color w:val="12355B"/>
+          <w:sz w:val="19"/>
+          <w:szCs w:val="19"/>
+        </w:rPr>
+        <w:t xml:space="preserve">   grade-level practice</w:t>
+      </w:r>
+    </w:p>
+    <w:p>
+      <w:pPr>
         <w:keepNext/>
         <w:spacing w:after="60" w:before="160"/>
       </w:pPr>
@@ -2767,136 +2819,6 @@
     </w:tbl>
     <w:p>
       <w:pPr>
-        <w:keepNext/>
-        <w:spacing w:after="60" w:before="160"/>
-      </w:pPr>
-      <w:r>
-        <w:rPr>
-          <w:b/>
-          <w:bCs/>
-          <w:color w:val="12355B"/>
-          <w:sz w:val="22"/>
-          <w:szCs w:val="22"/>
-        </w:rPr>
-        <w:t xml:space="preserve">4.  </w:t>
-      </w:r>
-      <w:r>
-        <w:rPr>
-          <w:b/>
-          <w:bCs/>
-          <w:sz w:val="21"/>
-          <w:szCs w:val="21"/>
-        </w:rPr>
-        <w:t xml:space="preserve">Clue 1 — The case file says a 3-cup bottle of fingerprint dust must be poured into evidence vials that each hold 1/4 cup. Which question does 3 ÷ 1/4 ask?</w:t>
-      </w:r>
-    </w:p>
-    <w:p>
-      <w:pPr>
-        <w:spacing w:after="40"/>
-        <w:ind w:left="420"/>
-      </w:pPr>
-      <w:r>
-        <w:rPr>
-          <w:sz w:val="20"/>
-          <w:szCs w:val="20"/>
-        </w:rPr>
-        <w:t xml:space="preserve">A)  How many 1/4-cup vials fit into 3 cups</w:t>
-      </w:r>
-    </w:p>
-    <w:p>
-      <w:pPr>
-        <w:spacing w:after="40"/>
-        <w:ind w:left="420"/>
-      </w:pPr>
-      <w:r>
-        <w:rPr>
-          <w:sz w:val="20"/>
-          <w:szCs w:val="20"/>
-        </w:rPr>
-        <w:t xml:space="preserve">B)  What is 1/4 of 3 cups</w:t>
-      </w:r>
-    </w:p>
-    <w:p>
-      <w:pPr>
-        <w:spacing w:after="40"/>
-        <w:ind w:left="420"/>
-      </w:pPr>
-      <w:r>
-        <w:rPr>
-          <w:sz w:val="20"/>
-          <w:szCs w:val="20"/>
-        </w:rPr>
-        <w:t xml:space="preserve">C)  What is 3 cups minus 1/4 cup</w:t>
-      </w:r>
-    </w:p>
-    <w:p>
-      <w:pPr>
-        <w:spacing w:after="40"/>
-        <w:ind w:left="420"/>
-      </w:pPr>
-      <w:r>
-        <w:rPr>
-          <w:sz w:val="20"/>
-          <w:szCs w:val="20"/>
-        </w:rPr>
-        <w:t xml:space="preserve">D)  How many 3-cup bottles fit into 1/4 cup</w:t>
-      </w:r>
-    </w:p>
-    <w:p>
-      <w:pPr>
-        <w:spacing w:after="20"/>
-      </w:pPr>
-      <w:r>
-        <w:t xml:space="preserve"/>
-      </w:r>
-    </w:p>
-    <w:tbl>
-      <w:tblPr>
-        <w:tblW w:type="pct" w:w="100%"/>
-        <w:tblBorders>
-          <w:top w:val="single" w:color="C7D2DD" w:sz="6"/>
-          <w:left w:val="single" w:color="C7D2DD" w:sz="6"/>
-          <w:bottom w:val="single" w:color="C7D2DD" w:sz="6"/>
-          <w:right w:val="single" w:color="C7D2DD" w:sz="6"/>
-          <w:insideH w:val="single" w:color="auto" w:sz="4"/>
-          <w:insideV w:val="single" w:color="auto" w:sz="4"/>
-        </w:tblBorders>
-      </w:tblPr>
-      <w:tblGrid>
-        <w:gridCol w:w="100"/>
-      </w:tblGrid>
-      <w:tr>
-        <w:tc>
-          <w:tcPr>
-            <w:shd w:fill="FBF3E2" w:color="auto" w:val="clear"/>
-            <w:tcMar>
-              <w:top w:type="dxa" w:w="60"/>
-              <w:left w:type="dxa" w:w="120"/>
-              <w:bottom w:type="dxa" w:w="60"/>
-              <w:right w:type="dxa" w:w="120"/>
-            </w:tcMar>
-          </w:tcPr>
-          <w:p>
-            <w:pPr>
-              <w:spacing w:after="0" w:line="320"/>
-            </w:pPr>
-            <w:r>
-              <w:t xml:space="preserve"/>
-            </w:r>
-          </w:p>
-          <w:p>
-            <w:pPr>
-              <w:spacing w:after="0" w:line="320"/>
-            </w:pPr>
-            <w:r>
-              <w:t xml:space="preserve"/>
-            </w:r>
-          </w:p>
-        </w:tc>
-      </w:tr>
-    </w:tbl>
-    <w:p>
-      <w:pPr>
         <w:pStyle w:val="Heading1"/>
         <w:pageBreakBefore/>
         <w:pBdr>
@@ -3244,23 +3166,17 @@
     </w:p>
     <w:p>
       <w:pPr>
-        <w:spacing w:after="80"/>
-      </w:pPr>
-      <w:r>
-        <w:rPr>
-          <w:b/>
-          <w:bCs/>
-          <w:sz w:val="21"/>
-          <w:szCs w:val="21"/>
-        </w:rPr>
-        <w:t xml:space="preserve">1.  </w:t>
-      </w:r>
-      <w:r>
-        <w:rPr>
-          <w:sz w:val="21"/>
-          <w:szCs w:val="21"/>
-        </w:rPr>
-        <w:t xml:space="preserve">A)  8 pieces</w:t>
+        <w:spacing w:after="100"/>
+      </w:pPr>
+      <w:r>
+        <w:rPr>
+          <w:b/>
+          <w:bCs/>
+          <w:color w:val="B97A12"/>
+          <w:sz w:val="20"/>
+          <w:szCs w:val="20"/>
+        </w:rPr>
+        <w:t xml:space="preserve">Watch for this mistake:  </w:t>
       </w:r>
       <w:r>
         <w:rPr>
@@ -3270,7 +3186,23 @@
           <w:sz w:val="19"/>
           <w:szCs w:val="19"/>
         </w:rPr>
-        <w:t xml:space="preserve">  — 4 ÷ 1/2 = 4 × 2 = 8 pieces. Each whole foot contains 2 halves, and 4 × 2 = 8.</w:t>
+        <w:t xml:space="preserve">A common mistake in Interpret Division of Fractions is assuming division always makes the answer smaller — a rule that holds for whole numbers but breaks down when dividing by a fraction less than 1. For example, in 6 ÷ 1/2, a student expects a smaller answer and calculates 6 × 1/2 = 3, when the correct answer is 6 ÷ 1/2 = 12, because 12 halves fit inside 6 wholes. The same error shows up in word problems: if a recipe needs 1/2 cup of flour per batch and you have 6 cups, a student might reason 'dividing means less' and answer 3 batches instead of the correct 12 batches. Before you submit, ask: am I dividing by a fraction smaller than 1? If so, the answer should be BIGGER than the number I started with.</w:t>
+      </w:r>
+    </w:p>
+    <w:p>
+      <w:pPr>
+        <w:pStyle w:val="Heading2"/>
+        <w:spacing w:after="80" w:before="180"/>
+      </w:pPr>
+      <w:r>
+        <w:rPr>
+          <w:b/>
+          <w:bCs/>
+          <w:color w:val="12355B"/>
+          <w:sz w:val="24"/>
+          <w:szCs w:val="24"/>
+        </w:rPr>
+        <w:t xml:space="preserve">Level 1 Support</w:t>
       </w:r>
     </w:p>
     <w:p>
@@ -3284,14 +3216,14 @@
           <w:sz w:val="21"/>
           <w:szCs w:val="21"/>
         </w:rPr>
-        <w:t xml:space="preserve">2.  </w:t>
-      </w:r>
-      <w:r>
-        <w:rPr>
-          <w:sz w:val="21"/>
-          <w:szCs w:val="21"/>
-        </w:rPr>
-        <w:t xml:space="preserve">A)  30</w:t>
+        <w:t xml:space="preserve">1.  </w:t>
+      </w:r>
+      <w:r>
+        <w:rPr>
+          <w:sz w:val="21"/>
+          <w:szCs w:val="21"/>
+        </w:rPr>
+        <w:t xml:space="preserve">A)  8 pieces</w:t>
       </w:r>
       <w:r>
         <w:rPr>
@@ -3301,7 +3233,7 @@
           <w:sz w:val="19"/>
           <w:szCs w:val="19"/>
         </w:rPr>
-        <w:t xml:space="preserve">  — 6 ÷ 1/5 means how many 1/5-size pieces fit into 6. Each whole has 5 fifths, so 6 × 5 = 30.</w:t>
+        <w:t xml:space="preserve">  — 4 ÷ 1/2 = 4 × 2 = 8 pieces. Each whole foot contains 2 halves, and 4 × 2 = 8.</w:t>
       </w:r>
     </w:p>
     <w:p>
@@ -3315,14 +3247,14 @@
           <w:sz w:val="21"/>
           <w:szCs w:val="21"/>
         </w:rPr>
-        <w:t xml:space="preserve">3.  </w:t>
-      </w:r>
-      <w:r>
-        <w:rPr>
-          <w:sz w:val="21"/>
-          <w:szCs w:val="21"/>
-        </w:rPr>
-        <w:t xml:space="preserve">A)  5 ÷ 1/4 = 20 books</w:t>
+        <w:t xml:space="preserve">2.  </w:t>
+      </w:r>
+      <w:r>
+        <w:rPr>
+          <w:sz w:val="21"/>
+          <w:szCs w:val="21"/>
+        </w:rPr>
+        <w:t xml:space="preserve">A)  30</w:t>
       </w:r>
       <w:r>
         <w:rPr>
@@ -3332,7 +3264,23 @@
           <w:sz w:val="19"/>
           <w:szCs w:val="19"/>
         </w:rPr>
-        <w:t xml:space="preserve">  — You are finding how many 1/4-foot pieces fit into 5 feet, which is 5 ÷ 1/4 = 5 × 4 = 20 books.</w:t>
+        <w:t xml:space="preserve">  — 6 ÷ 1/5 means how many 1/5-size pieces fit into 6. Each whole has 5 fifths, so 6 × 5 = 30.</w:t>
+      </w:r>
+    </w:p>
+    <w:p>
+      <w:pPr>
+        <w:pStyle w:val="Heading2"/>
+        <w:spacing w:after="80" w:before="180"/>
+      </w:pPr>
+      <w:r>
+        <w:rPr>
+          <w:b/>
+          <w:bCs/>
+          <w:color w:val="12355B"/>
+          <w:sz w:val="24"/>
+          <w:szCs w:val="24"/>
+        </w:rPr>
+        <w:t xml:space="preserve">On Level</w:t>
       </w:r>
     </w:p>
     <w:p>
@@ -3346,14 +3294,14 @@
           <w:sz w:val="21"/>
           <w:szCs w:val="21"/>
         </w:rPr>
-        <w:t xml:space="preserve">4.  </w:t>
-      </w:r>
-      <w:r>
-        <w:rPr>
-          <w:sz w:val="21"/>
-          <w:szCs w:val="21"/>
-        </w:rPr>
-        <w:t xml:space="preserve">A)  How many 1/4-cup vials fit into 3 cups</w:t>
+        <w:t xml:space="preserve">3.  </w:t>
+      </w:r>
+      <w:r>
+        <w:rPr>
+          <w:sz w:val="21"/>
+          <w:szCs w:val="21"/>
+        </w:rPr>
+        <w:t xml:space="preserve">A)  5 ÷ 1/4 = 20 books</w:t>
       </w:r>
       <w:r>
         <w:rPr>
@@ -3363,7 +3311,7 @@
           <w:sz w:val="19"/>
           <w:szCs w:val="19"/>
         </w:rPr>
-        <w:t xml:space="preserve">  — Dividing by a fraction asks how many of that piece fit inside the whole. 3 ÷ 1/4 = 12, so the dust fills 12 vials.</w:t>
+        <w:t xml:space="preserve">  — You are finding how many 1/4-foot pieces fit into 5 feet, which is 5 ÷ 1/4 = 5 × 4 = 20 books.</w:t>
       </w:r>
     </w:p>
     <w:p>

--- a/lessons/2-1-flagship/downloads/2-1-flagship-notes-teacher.docx
+++ b/lessons/2-1-flagship/downloads/2-1-flagship-notes-teacher.docx
@@ -1247,7 +1247,22 @@
           <w:sz w:val="30"/>
           <w:szCs w:val="30"/>
         </w:rPr>
-        <w:t xml:space="preserve">Worked Example</w:t>
+        <w:t xml:space="preserve">Write About the Math</w:t>
+      </w:r>
+    </w:p>
+    <w:p>
+      <w:pPr>
+        <w:spacing w:after="100"/>
+      </w:pPr>
+      <w:r>
+        <w:rPr>
+          <w:i/>
+          <w:iCs/>
+          <w:color w:val="5F6F80"/>
+          <w:sz w:val="19"/>
+          <w:szCs w:val="19"/>
+        </w:rPr>
+        <w:t xml:space="preserve">Use the support level you need. Every level answers the same math question.</w:t>
       </w:r>
     </w:p>
     <w:p>
@@ -1263,17 +1278,17 @@
           <w:sz w:val="24"/>
           <w:szCs w:val="24"/>
         </w:rPr>
-        <w:t xml:space="preserve">Watch &amp; Read</w:t>
+        <w:t xml:space="preserve">1. Understand the Question</w:t>
       </w:r>
       <w:r>
         <w:rPr>
           <w:i/>
           <w:iCs/>
-          <w:color w:val="1FA6A2"/>
+          <w:color w:val="B97A12"/>
           <w:sz w:val="19"/>
           <w:szCs w:val="19"/>
         </w:rPr>
-        <w:t xml:space="preserve">   I Do — follow along with your teacher</w:t>
+        <w:t xml:space="preserve">   explain</w:t>
       </w:r>
     </w:p>
     <w:tbl>
@@ -1308,25 +1323,44 @@
             </w:pPr>
             <w:r>
               <w:rPr>
+                <w:color w:val="1A2733"/>
+                <w:sz w:val="21"/>
+                <w:szCs w:val="21"/>
+              </w:rPr>
+              <w:t xml:space="preserve">On your fraction bar, how many 1/4-foot sections fit into one whole foot? Point to where you see the pieces?</w:t>
+            </w:r>
+          </w:p>
+          <w:p>
+            <w:pPr>
+              <w:spacing w:after="0"/>
+            </w:pPr>
+            <w:r>
+              <w:rPr>
                 <w:b/>
                 <w:bCs/>
                 <w:color w:val="12355B"/>
-                <w:sz w:val="22"/>
-                <w:szCs w:val="22"/>
+                <w:sz w:val="20"/>
+                <w:szCs w:val="20"/>
               </w:rPr>
-              <w:t xml:space="preserve">Detective Agency Case File</w:t>
-            </w:r>
-          </w:p>
-          <w:p>
-            <w:pPr>
-              <w:spacing w:after="0"/>
-            </w:pPr>
+              <w:t xml:space="preserve">Your job:  </w:t>
+            </w:r>
             <w:r>
               <w:rPr>
-                <w:sz w:val="21"/>
-                <w:szCs w:val="21"/>
+                <w:sz w:val="20"/>
+                <w:szCs w:val="20"/>
               </w:rPr>
-              <w:t xml:space="preserve">Agent Reyes finds a 3-foot strip of tape at the crime scene. The lab needs the tape cut into 1/4-foot sections for analysis. How many sections can be made? The answer cracks the code to the locked evidence vault.</w:t>
+              <w:t xml:space="preserve">Answer the question. Use math evidence. Explain how the evidence proves your answer.</w:t>
+            </w:r>
+            <w:r>
+              <w:rPr>
+                <w:i/>
+                <w:iCs/>
+                <w:color w:val="5F6F80"/>
+                <w:sz w:val="18"/>
+                <w:szCs w:val="18"/>
+              </w:rPr>
+              <w:br/>
+              <w:t xml:space="preserve">Responde la pregunta. Usa evidencia matemática. Explica cómo la evidencia demuestra tu respuesta.</w:t>
             </w:r>
           </w:p>
         </w:tc>
@@ -1334,94 +1368,6 @@
     </w:tbl>
     <w:p>
       <w:pPr>
-        <w:spacing w:after="80"/>
-      </w:pPr>
-      <w:r>
-        <w:t xml:space="preserve"/>
-      </w:r>
-    </w:p>
-    <w:p>
-      <w:pPr>
-        <w:spacing w:after="50" w:before="60"/>
-      </w:pPr>
-      <w:r>
-        <w:rPr>
-          <w:b/>
-          <w:bCs/>
-          <w:color w:val="12355B"/>
-          <w:sz w:val="21"/>
-          <w:szCs w:val="21"/>
-        </w:rPr>
-        <w:t xml:space="preserve">Think about:</w:t>
-      </w:r>
-    </w:p>
-    <w:p>
-      <w:pPr>
-        <w:spacing w:after="40"/>
-        <w:ind w:left="300"/>
-      </w:pPr>
-      <w:r>
-        <w:rPr>
-          <w:sz w:val="20"/>
-          <w:szCs w:val="20"/>
-        </w:rPr>
-        <w:t xml:space="preserve">•  What total length is being divided?</w:t>
-      </w:r>
-    </w:p>
-    <w:p>
-      <w:pPr>
-        <w:spacing w:after="40"/>
-        <w:ind w:left="300"/>
-      </w:pPr>
-      <w:r>
-        <w:rPr>
-          <w:sz w:val="20"/>
-          <w:szCs w:val="20"/>
-        </w:rPr>
-        <w:t xml:space="preserve">•  What is the size of each section?</w:t>
-      </w:r>
-    </w:p>
-    <w:p>
-      <w:pPr>
-        <w:spacing w:after="40"/>
-        <w:ind w:left="300"/>
-      </w:pPr>
-      <w:r>
-        <w:rPr>
-          <w:sz w:val="20"/>
-          <w:szCs w:val="20"/>
-        </w:rPr>
-        <w:t xml:space="preserve">•  Will the answer be greater than or less than 3?</w:t>
-      </w:r>
-    </w:p>
-    <w:p>
-      <w:pPr>
-        <w:spacing w:after="40"/>
-        <w:ind w:left="300"/>
-      </w:pPr>
-      <w:r>
-        <w:rPr>
-          <w:sz w:val="20"/>
-          <w:szCs w:val="20"/>
-        </w:rPr>
-        <w:t xml:space="preserve">•  What does it mean to divide by a fraction?</w:t>
-      </w:r>
-    </w:p>
-    <w:p>
-      <w:pPr>
-        <w:spacing w:after="40"/>
-        <w:ind w:left="300"/>
-      </w:pPr>
-      <w:r>
-        <w:rPr>
-          <w:sz w:val="20"/>
-          <w:szCs w:val="20"/>
-        </w:rPr>
-        <w:t xml:space="preserve">•  Why does dividing by 1/4 give a bigger number?</w:t>
-      </w:r>
-    </w:p>
-    <w:p>
-      <w:pPr>
         <w:pStyle w:val="Heading2"/>
         <w:spacing w:after="80" w:before="180"/>
       </w:pPr>
@@ -1433,7 +1379,7 @@
           <w:sz w:val="24"/>
           <w:szCs w:val="24"/>
         </w:rPr>
-        <w:t xml:space="preserve">Solved Example</w:t>
+        <w:t xml:space="preserve">2. Plan Your Math Words</w:t>
       </w:r>
       <w:r>
         <w:rPr>
@@ -1443,172 +1389,299 @@
           <w:sz w:val="19"/>
           <w:szCs w:val="19"/>
         </w:rPr>
-        <w:t xml:space="preserve">   I Do — watch each step</w:t>
-      </w:r>
-    </w:p>
-    <w:p>
-      <w:pPr>
-        <w:keepNext/>
-        <w:spacing w:after="40"/>
-      </w:pPr>
-      <w:r>
-        <w:rPr>
-          <w:b/>
-          <w:bCs/>
-          <w:color w:val="12355B"/>
-          <w:sz w:val="21"/>
-          <w:szCs w:val="21"/>
-        </w:rPr>
-        <w:t xml:space="preserve">Problem:  </w:t>
-      </w:r>
-      <w:r>
-        <w:rPr>
-          <w:sz w:val="21"/>
-          <w:szCs w:val="21"/>
-        </w:rPr>
-        <w:t xml:space="preserve">What does 3 ÷ 1/4 mean?</w:t>
-      </w:r>
-    </w:p>
-    <w:p>
-      <w:pPr>
-        <w:spacing w:after="30"/>
-        <w:ind w:left="420"/>
-      </w:pPr>
-      <w:r>
-        <w:rPr>
+        <w:t xml:space="preserve">   check at least two</w:t>
+      </w:r>
+    </w:p>
+    <w:p>
+      <w:pPr>
+        <w:spacing w:after="60"/>
+      </w:pPr>
+      <w:r>
+        <w:rPr>
+          <w:b/>
+          <w:bCs/>
+          <w:color w:val="1FA6A2"/>
+          <w:sz w:val="22"/>
+          <w:szCs w:val="22"/>
+        </w:rPr>
+        <w:t xml:space="preserve">☐  </w:t>
+      </w:r>
+      <w:r>
+        <w:rPr>
+          <w:b/>
+          <w:bCs/>
+          <w:color w:val="12355B"/>
           <w:sz w:val="20"/>
           <w:szCs w:val="20"/>
         </w:rPr>
-        <w:t xml:space="preserve">A)  How many 1/4-size pieces fit into 3</w:t>
-      </w:r>
-    </w:p>
-    <w:p>
-      <w:pPr>
-        <w:spacing w:after="30"/>
-        <w:ind w:left="420"/>
-      </w:pPr>
+        <w:t xml:space="preserve">Dividend — </w:t>
+      </w:r>
       <w:r>
         <w:rPr>
           <w:sz w:val="20"/>
           <w:szCs w:val="20"/>
         </w:rPr>
-        <w:t xml:space="preserve">B)  3 groups of 1/4</w:t>
-      </w:r>
-    </w:p>
-    <w:p>
-      <w:pPr>
-        <w:spacing w:after="30"/>
-        <w:ind w:left="420"/>
-      </w:pPr>
-      <w:r>
-        <w:rPr>
+        <w:t xml:space="preserve">The number you are splitting up in a division problem.</w:t>
+      </w:r>
+      <w:r>
+        <w:rPr>
+          <w:i/>
+          <w:iCs/>
+          <w:color w:val="5F6F80"/>
+          <w:sz w:val="18"/>
+          <w:szCs w:val="18"/>
+        </w:rPr>
+        <w:br/>
+        <w:t xml:space="preserve">Dividendo — El número que estás repartiendo en una división.</w:t>
+      </w:r>
+    </w:p>
+    <w:p>
+      <w:pPr>
+        <w:spacing w:after="60"/>
+      </w:pPr>
+      <w:r>
+        <w:rPr>
+          <w:b/>
+          <w:bCs/>
+          <w:color w:val="1FA6A2"/>
+          <w:sz w:val="22"/>
+          <w:szCs w:val="22"/>
+        </w:rPr>
+        <w:t xml:space="preserve">☐  </w:t>
+      </w:r>
+      <w:r>
+        <w:rPr>
+          <w:b/>
+          <w:bCs/>
+          <w:color w:val="12355B"/>
           <w:sz w:val="20"/>
           <w:szCs w:val="20"/>
         </w:rPr>
-        <w:t xml:space="preserve">C)  3 minus 1/4</w:t>
-      </w:r>
-    </w:p>
-    <w:p>
-      <w:pPr>
-        <w:spacing w:after="30"/>
-        <w:ind w:left="420"/>
-      </w:pPr>
+        <w:t xml:space="preserve">Divisor — </w:t>
+      </w:r>
       <w:r>
         <w:rPr>
           <w:sz w:val="20"/>
           <w:szCs w:val="20"/>
         </w:rPr>
-        <w:t xml:space="preserve">D)  1/4 of 3</w:t>
-      </w:r>
-    </w:p>
-    <w:p>
-      <w:pPr>
-        <w:spacing w:after="20" w:before="50"/>
+        <w:t xml:space="preserve">The number you split by in a division problem.</w:t>
+      </w:r>
+      <w:r>
+        <w:rPr>
+          <w:i/>
+          <w:iCs/>
+          <w:color w:val="5F6F80"/>
+          <w:sz w:val="18"/>
+          <w:szCs w:val="18"/>
+        </w:rPr>
+        <w:br/>
+        <w:t xml:space="preserve">Divisor — El número entre el que divides en una división.</w:t>
+      </w:r>
+    </w:p>
+    <w:p>
+      <w:pPr>
+        <w:spacing w:after="60"/>
       </w:pPr>
       <w:r>
         <w:rPr>
           <w:b/>
           <w:bCs/>
           <w:color w:val="1FA6A2"/>
-          <w:sz w:val="21"/>
-          <w:szCs w:val="21"/>
-        </w:rPr>
-        <w:t xml:space="preserve">Step 1:  </w:t>
-      </w:r>
-      <w:r>
-        <w:rPr>
-          <w:sz w:val="21"/>
-          <w:szCs w:val="21"/>
-        </w:rPr>
-        <w:t xml:space="preserve">3 ÷ 1/4 asks: how many 1/4-size pieces fit into 3?</w:t>
-      </w:r>
-    </w:p>
-    <w:p>
-      <w:pPr>
-        <w:spacing w:after="20" w:before="50"/>
+          <w:sz w:val="22"/>
+          <w:szCs w:val="22"/>
+        </w:rPr>
+        <w:t xml:space="preserve">☐  </w:t>
+      </w:r>
+      <w:r>
+        <w:rPr>
+          <w:b/>
+          <w:bCs/>
+          <w:color w:val="12355B"/>
+          <w:sz w:val="20"/>
+          <w:szCs w:val="20"/>
+        </w:rPr>
+        <w:t xml:space="preserve">Quotient — </w:t>
+      </w:r>
+      <w:r>
+        <w:rPr>
+          <w:sz w:val="20"/>
+          <w:szCs w:val="20"/>
+        </w:rPr>
+        <w:t xml:space="preserve">The answer when you divide.</w:t>
+      </w:r>
+      <w:r>
+        <w:rPr>
+          <w:i/>
+          <w:iCs/>
+          <w:color w:val="5F6F80"/>
+          <w:sz w:val="18"/>
+          <w:szCs w:val="18"/>
+        </w:rPr>
+        <w:br/>
+        <w:t xml:space="preserve">Cociente — La respuesta cuando divides.</w:t>
+      </w:r>
+    </w:p>
+    <w:p>
+      <w:pPr>
+        <w:spacing w:after="60"/>
       </w:pPr>
       <w:r>
         <w:rPr>
           <w:b/>
           <w:bCs/>
           <w:color w:val="1FA6A2"/>
-          <w:sz w:val="21"/>
-          <w:szCs w:val="21"/>
-        </w:rPr>
-        <w:t xml:space="preserve">Step 2:  </w:t>
-      </w:r>
-      <w:r>
-        <w:rPr>
-          <w:sz w:val="21"/>
-          <w:szCs w:val="21"/>
-        </w:rPr>
-        <w:t xml:space="preserve">The answer is 12, because each whole has 4 fourths, and 3 × 4 = 12.</w:t>
-      </w:r>
-    </w:p>
-    <w:p>
-      <w:pPr>
-        <w:spacing w:after="40" w:before="60"/>
-      </w:pPr>
-      <w:r>
-        <w:rPr>
-          <w:b/>
-          <w:bCs/>
-          <w:color w:val="12355B"/>
-          <w:sz w:val="21"/>
-          <w:szCs w:val="21"/>
-        </w:rPr>
-        <w:t xml:space="preserve">Answer:  </w:t>
-      </w:r>
-      <w:r>
-        <w:rPr>
-          <w:b/>
-          <w:bCs/>
-          <w:sz w:val="21"/>
-          <w:szCs w:val="21"/>
-        </w:rPr>
-        <w:t xml:space="preserve">A. How many 1/4-size pieces fit into 3</w:t>
-      </w:r>
-    </w:p>
-    <w:p>
-      <w:pPr>
-        <w:pStyle w:val="Heading1"/>
-        <w:pageBreakBefore/>
-        <w:pBdr>
-          <w:bottom w:val="single" w:color="1FA6A2" w:sz="14" w:space="6"/>
-        </w:pBdr>
-        <w:spacing w:after="140" w:before="0"/>
-      </w:pPr>
-      <w:r>
-        <w:rPr>
-          <w:b/>
-          <w:bCs/>
-          <w:color w:val="12355B"/>
-          <w:sz w:val="30"/>
-          <w:szCs w:val="30"/>
-        </w:rPr>
-        <w:t xml:space="preserve">Guided Practice</w:t>
-      </w:r>
-    </w:p>
+          <w:sz w:val="22"/>
+          <w:szCs w:val="22"/>
+        </w:rPr>
+        <w:t xml:space="preserve">☐  </w:t>
+      </w:r>
+      <w:r>
+        <w:rPr>
+          <w:b/>
+          <w:bCs/>
+          <w:color w:val="12355B"/>
+          <w:sz w:val="20"/>
+          <w:szCs w:val="20"/>
+        </w:rPr>
+        <w:t xml:space="preserve">Unit fraction — </w:t>
+      </w:r>
+      <w:r>
+        <w:rPr>
+          <w:sz w:val="20"/>
+          <w:szCs w:val="20"/>
+        </w:rPr>
+        <w:t xml:space="preserve">A fraction with 1 on top, like 1/4.</w:t>
+      </w:r>
+      <w:r>
+        <w:rPr>
+          <w:i/>
+          <w:iCs/>
+          <w:color w:val="5F6F80"/>
+          <w:sz w:val="18"/>
+          <w:szCs w:val="18"/>
+        </w:rPr>
+        <w:br/>
+        <w:t xml:space="preserve">Fracción unitaria — Una fracción con 1 arriba, como 1/4.</w:t>
+      </w:r>
+    </w:p>
+    <w:p>
+      <w:pPr>
+        <w:spacing w:after="60"/>
+      </w:pPr>
+      <w:r>
+        <w:rPr>
+          <w:b/>
+          <w:bCs/>
+          <w:color w:val="1FA6A2"/>
+          <w:sz w:val="22"/>
+          <w:szCs w:val="22"/>
+        </w:rPr>
+        <w:t xml:space="preserve">☐  </w:t>
+      </w:r>
+      <w:r>
+        <w:rPr>
+          <w:b/>
+          <w:bCs/>
+          <w:color w:val="12355B"/>
+          <w:sz w:val="20"/>
+          <w:szCs w:val="20"/>
+        </w:rPr>
+        <w:t xml:space="preserve">Reciprocal — </w:t>
+      </w:r>
+      <w:r>
+        <w:rPr>
+          <w:sz w:val="20"/>
+          <w:szCs w:val="20"/>
+        </w:rPr>
+        <w:t xml:space="preserve">A fraction turned upside down.</w:t>
+      </w:r>
+      <w:r>
+        <w:rPr>
+          <w:i/>
+          <w:iCs/>
+          <w:color w:val="5F6F80"/>
+          <w:sz w:val="18"/>
+          <w:szCs w:val="18"/>
+        </w:rPr>
+        <w:br/>
+        <w:t xml:space="preserve">Recíproco — Una fracción volteada de arriba abajo.</w:t>
+      </w:r>
+    </w:p>
+    <w:tbl>
+      <w:tblPr>
+        <w:tblW w:type="pct" w:w="100%"/>
+        <w:tblBorders>
+          <w:top w:val="single" w:color="1FA6A2" w:sz="8"/>
+          <w:left w:val="single" w:color="1FA6A2" w:sz="8"/>
+          <w:bottom w:val="single" w:color="1FA6A2" w:sz="8"/>
+          <w:right w:val="single" w:color="1FA6A2" w:sz="8"/>
+          <w:insideH w:val="single" w:color="auto" w:sz="4"/>
+          <w:insideV w:val="single" w:color="auto" w:sz="4"/>
+        </w:tblBorders>
+      </w:tblPr>
+      <w:tblGrid>
+        <w:gridCol w:w="100"/>
+      </w:tblGrid>
+      <w:tr>
+        <w:tc>
+          <w:tcPr>
+            <w:shd w:fill="F7FFFD" w:color="auto" w:val="clear"/>
+            <w:tcMar>
+              <w:top w:type="dxa" w:w="120"/>
+              <w:left w:type="dxa" w:w="180"/>
+              <w:bottom w:type="dxa" w:w="120"/>
+              <w:right w:type="dxa" w:w="180"/>
+            </w:tcMar>
+          </w:tcPr>
+          <w:p>
+            <w:pPr>
+              <w:spacing w:after="50"/>
+            </w:pPr>
+            <w:r>
+              <w:rPr>
+                <w:b/>
+                <w:bCs/>
+                <w:color w:val="1FA6A2"/>
+                <w:sz w:val="20"/>
+                <w:szCs w:val="20"/>
+              </w:rPr>
+              <w:t xml:space="preserve">Say it first:  </w:t>
+            </w:r>
+            <w:r>
+              <w:rPr>
+                <w:sz w:val="20"/>
+                <w:szCs w:val="20"/>
+              </w:rPr>
+              <w:t xml:space="preserve">Say your idea to a partner or quietly to yourself before you write.</w:t>
+            </w:r>
+          </w:p>
+          <w:p>
+            <w:pPr>
+              <w:spacing w:after="60"/>
+            </w:pPr>
+            <w:r>
+              <w:rPr>
+                <w:color w:val="1A2733"/>
+                <w:sz w:val="21"/>
+                <w:szCs w:val="21"/>
+              </w:rPr>
+              <w:t xml:space="preserve">In one whole foot I see ___ sections of 1/4 each.</w:t>
+            </w:r>
+            <w:r>
+              <w:rPr>
+                <w:i/>
+                <w:iCs/>
+                <w:color w:val="5F6F80"/>
+                <w:sz w:val="19"/>
+                <w:szCs w:val="19"/>
+              </w:rPr>
+              <w:br/>
+              <w:t xml:space="preserve">En un pie completo veo ___ secciones de 1/4 cada una.</w:t>
+            </w:r>
+          </w:p>
+        </w:tc>
+      </w:tr>
+    </w:tbl>
     <w:p>
       <w:pPr>
         <w:pStyle w:val="Heading2"/>
@@ -1622,181 +1695,17 @@
           <w:sz w:val="24"/>
           <w:szCs w:val="24"/>
         </w:rPr>
-        <w:t xml:space="preserve">Solve Together</w:t>
+        <w:t xml:space="preserve">3. Build Your Explanation</w:t>
       </w:r>
       <w:r>
         <w:rPr>
           <w:i/>
           <w:iCs/>
-          <w:color w:val="6B4FA0"/>
+          <w:color w:val="B97A12"/>
           <w:sz w:val="19"/>
           <w:szCs w:val="19"/>
         </w:rPr>
-        <w:t xml:space="preserve">   We Do — work with your class</w:t>
-      </w:r>
-    </w:p>
-    <w:p>
-      <w:pPr>
-        <w:keepNext/>
-        <w:spacing w:after="40" w:before="40"/>
-      </w:pPr>
-      <w:r>
-        <w:rPr>
-          <w:b/>
-          <w:bCs/>
-          <w:color w:val="12355B"/>
-          <w:sz w:val="21"/>
-          <w:szCs w:val="21"/>
-        </w:rPr>
-        <w:t xml:space="preserve">Problem:  </w:t>
-      </w:r>
-      <w:r>
-        <w:rPr>
-          <w:sz w:val="21"/>
-          <w:szCs w:val="21"/>
-        </w:rPr>
-        <w:t xml:space="preserve">Which expression means 'how many 1/3-size pieces are in 2'?</w:t>
-      </w:r>
-    </w:p>
-    <w:p>
-      <w:pPr>
-        <w:spacing w:after="30"/>
-        <w:ind w:left="420"/>
-      </w:pPr>
-      <w:r>
-        <w:rPr>
-          <w:sz w:val="20"/>
-          <w:szCs w:val="20"/>
-        </w:rPr>
-        <w:t xml:space="preserve">A)  2 ÷ 1/3</w:t>
-      </w:r>
-    </w:p>
-    <w:p>
-      <w:pPr>
-        <w:spacing w:after="30"/>
-        <w:ind w:left="420"/>
-      </w:pPr>
-      <w:r>
-        <w:rPr>
-          <w:sz w:val="20"/>
-          <w:szCs w:val="20"/>
-        </w:rPr>
-        <w:t xml:space="preserve">B)  2 × 1/3</w:t>
-      </w:r>
-    </w:p>
-    <w:p>
-      <w:pPr>
-        <w:spacing w:after="30"/>
-        <w:ind w:left="420"/>
-      </w:pPr>
-      <w:r>
-        <w:rPr>
-          <w:sz w:val="20"/>
-          <w:szCs w:val="20"/>
-        </w:rPr>
-        <w:t xml:space="preserve">C)  1/3 ÷ 2</w:t>
-      </w:r>
-    </w:p>
-    <w:p>
-      <w:pPr>
-        <w:spacing w:after="30"/>
-        <w:ind w:left="420"/>
-      </w:pPr>
-      <w:r>
-        <w:rPr>
-          <w:sz w:val="20"/>
-          <w:szCs w:val="20"/>
-        </w:rPr>
-        <w:t xml:space="preserve">D)  2 + 1/3</w:t>
-      </w:r>
-    </w:p>
-    <w:p>
-      <w:pPr>
-        <w:keepNext/>
-        <w:spacing w:after="0" w:before="50"/>
-      </w:pPr>
-      <w:r>
-        <w:rPr>
-          <w:b/>
-          <w:bCs/>
-          <w:color w:val="6B4FA0"/>
-          <w:sz w:val="21"/>
-          <w:szCs w:val="21"/>
-        </w:rPr>
-        <w:t xml:space="preserve">Step 1:</w:t>
-      </w:r>
-    </w:p>
-    <w:p>
-      <w:pPr>
-        <w:pBdr>
-          <w:bottom w:val="single" w:color="AFBECC" w:sz="6"/>
-        </w:pBdr>
-        <w:spacing w:after="30" w:before="150"/>
-      </w:pPr>
-      <w:r>
-        <w:t xml:space="preserve"/>
-      </w:r>
-    </w:p>
-    <w:p>
-      <w:pPr>
-        <w:keepNext/>
-        <w:spacing w:after="0" w:before="50"/>
-      </w:pPr>
-      <w:r>
-        <w:rPr>
-          <w:b/>
-          <w:bCs/>
-          <w:color w:val="6B4FA0"/>
-          <w:sz w:val="21"/>
-          <w:szCs w:val="21"/>
-        </w:rPr>
-        <w:t xml:space="preserve">Step 2:</w:t>
-      </w:r>
-    </w:p>
-    <w:p>
-      <w:pPr>
-        <w:pBdr>
-          <w:bottom w:val="single" w:color="AFBECC" w:sz="6"/>
-        </w:pBdr>
-        <w:spacing w:after="30" w:before="150"/>
-      </w:pPr>
-      <w:r>
-        <w:t xml:space="preserve"/>
-      </w:r>
-    </w:p>
-    <w:p>
-      <w:pPr>
-        <w:keepNext/>
-        <w:spacing w:after="0" w:before="60"/>
-      </w:pPr>
-      <w:r>
-        <w:rPr>
-          <w:b/>
-          <w:bCs/>
-          <w:color w:val="12355B"/>
-          <w:sz w:val="21"/>
-          <w:szCs w:val="21"/>
-        </w:rPr>
-        <w:t xml:space="preserve">Answer:</w:t>
-      </w:r>
-    </w:p>
-    <w:p>
-      <w:pPr>
-        <w:pBdr>
-          <w:bottom w:val="single" w:color="AFBECC" w:sz="6"/>
-        </w:pBdr>
-        <w:spacing w:after="30" w:before="150"/>
-      </w:pPr>
-      <w:r>
-        <w:t xml:space="preserve"/>
-      </w:r>
-    </w:p>
-    <w:p>
-      <w:pPr>
-        <w:spacing w:after="80"/>
-      </w:pPr>
-      <w:r>
-        <w:t xml:space="preserve"/>
+        <w:t xml:space="preserve">   choose your support</w:t>
       </w:r>
     </w:p>
     <w:tbl>
@@ -1827,6 +1736,1393 @@
           </w:tcPr>
           <w:p>
             <w:pPr>
+              <w:spacing w:after="50"/>
+            </w:pPr>
+            <w:r>
+              <w:rPr>
+                <w:i/>
+                <w:iCs/>
+                <w:color w:val="5F6F80"/>
+                <w:sz w:val="19"/>
+                <w:szCs w:val="19"/>
+              </w:rPr>
+              <w:t xml:space="preserve">This model shows the parts of an explanation. It does not answer your writing question.</w:t>
+            </w:r>
+          </w:p>
+          <w:p>
+            <w:pPr>
+              <w:spacing w:after="80"/>
+            </w:pPr>
+            <w:r>
+              <w:rPr>
+                <w:b/>
+                <w:bCs/>
+                <w:color w:val="12355B"/>
+                <w:sz w:val="19"/>
+                <w:szCs w:val="19"/>
+              </w:rPr>
+              <w:t xml:space="preserve">Claim:  </w:t>
+            </w:r>
+            <w:r>
+              <w:rPr>
+                <w:sz w:val="19"/>
+                <w:szCs w:val="19"/>
+              </w:rPr>
+              <w:t xml:space="preserve">Because each piece is smaller than a whole foot, 3 feet makes more than 3 pieces.</w:t>
+            </w:r>
+          </w:p>
+          <w:p>
+            <w:pPr>
+              <w:spacing w:after="80"/>
+            </w:pPr>
+            <w:r>
+              <w:rPr>
+                <w:b/>
+                <w:bCs/>
+                <w:color w:val="12355B"/>
+                <w:sz w:val="19"/>
+                <w:szCs w:val="19"/>
+              </w:rPr>
+              <w:t xml:space="preserve">Evidence:  </w:t>
+            </w:r>
+            <w:r>
+              <w:rPr>
+                <w:sz w:val="19"/>
+                <w:szCs w:val="19"/>
+              </w:rPr>
+              <w:t xml:space="preserve">Students reason that since 1/4 is less than 1, more than 3 pieces fit, so the quotient is greater than the dividend.</w:t>
+            </w:r>
+          </w:p>
+          <w:p>
+            <w:pPr>
+              <w:spacing w:after="80"/>
+            </w:pPr>
+            <w:r>
+              <w:rPr>
+                <w:b/>
+                <w:bCs/>
+                <w:color w:val="12355B"/>
+                <w:sz w:val="19"/>
+                <w:szCs w:val="19"/>
+              </w:rPr>
+              <w:t xml:space="preserve">Reasoning:  </w:t>
+            </w:r>
+            <w:r>
+              <w:rPr>
+                <w:sz w:val="19"/>
+                <w:szCs w:val="19"/>
+              </w:rPr>
+              <w:t xml:space="preserve">This evidence connects the definition of dividend to the mathematical claim.</w:t>
+            </w:r>
+          </w:p>
+        </w:tc>
+      </w:tr>
+    </w:tbl>
+    <w:p>
+      <w:pPr>
+        <w:pStyle w:val="Heading2"/>
+        <w:spacing w:after="80" w:before="180"/>
+      </w:pPr>
+      <w:r>
+        <w:rPr>
+          <w:b/>
+          <w:bCs/>
+          <w:color w:val="12355B"/>
+          <w:sz w:val="24"/>
+          <w:szCs w:val="24"/>
+        </w:rPr>
+        <w:t xml:space="preserve">Start</w:t>
+      </w:r>
+      <w:r>
+        <w:rPr>
+          <w:i/>
+          <w:iCs/>
+          <w:color w:val="1FA6A2"/>
+          <w:sz w:val="19"/>
+          <w:szCs w:val="19"/>
+        </w:rPr>
+        <w:t xml:space="preserve">   Most language support</w:t>
+      </w:r>
+    </w:p>
+    <w:p>
+      <w:pPr>
+        <w:spacing w:after="60"/>
+      </w:pPr>
+      <w:r>
+        <w:rPr>
+          <w:color w:val="1A2733"/>
+          <w:sz w:val="21"/>
+          <w:szCs w:val="21"/>
+        </w:rPr>
+        <w:t xml:space="preserve">Complete the frames. Use the word bank.</w:t>
+      </w:r>
+      <w:r>
+        <w:rPr>
+          <w:i/>
+          <w:iCs/>
+          <w:color w:val="5F6F80"/>
+          <w:sz w:val="19"/>
+          <w:szCs w:val="19"/>
+        </w:rPr>
+        <w:br/>
+        <w:t xml:space="preserve">Completa las oraciones. Usa el banco de palabras.</w:t>
+      </w:r>
+    </w:p>
+    <w:p>
+      <w:pPr>
+        <w:spacing w:after="60"/>
+      </w:pPr>
+      <w:r>
+        <w:rPr>
+          <w:color w:val="1A2733"/>
+          <w:sz w:val="21"/>
+          <w:szCs w:val="21"/>
+        </w:rPr>
+        <w:t xml:space="preserve">In one whole foot I see ___ sections of 1/4 each.</w:t>
+      </w:r>
+      <w:r>
+        <w:rPr>
+          <w:i/>
+          <w:iCs/>
+          <w:color w:val="5F6F80"/>
+          <w:sz w:val="19"/>
+          <w:szCs w:val="19"/>
+        </w:rPr>
+        <w:br/>
+        <w:t xml:space="preserve">En un pie completo veo ___ secciones de 1/4 cada una.</w:t>
+      </w:r>
+    </w:p>
+    <w:p>
+      <w:pPr>
+        <w:spacing w:after="60"/>
+      </w:pPr>
+      <w:r>
+        <w:rPr>
+          <w:color w:val="1A2733"/>
+          <w:sz w:val="21"/>
+          <w:szCs w:val="21"/>
+        </w:rPr>
+        <w:t xml:space="preserve">So 3 feet hold ___ pieces because 3 times ___ equals ___.</w:t>
+      </w:r>
+      <w:r>
+        <w:rPr>
+          <w:i/>
+          <w:iCs/>
+          <w:color w:val="5F6F80"/>
+          <w:sz w:val="19"/>
+          <w:szCs w:val="19"/>
+        </w:rPr>
+        <w:br/>
+        <w:t xml:space="preserve">Entonces 3 pies tienen ___ pedazos porque 3 por ___ es ___.</w:t>
+      </w:r>
+    </w:p>
+    <w:tbl>
+      <w:tblPr>
+        <w:tblW w:type="pct" w:w="100%"/>
+        <w:tblBorders>
+          <w:top w:val="single" w:color="C7D2DD" w:sz="6"/>
+          <w:left w:val="single" w:color="C7D2DD" w:sz="6"/>
+          <w:bottom w:val="single" w:color="C7D2DD" w:sz="6"/>
+          <w:right w:val="single" w:color="C7D2DD" w:sz="6"/>
+          <w:insideH w:val="single" w:color="auto" w:sz="4"/>
+          <w:insideV w:val="single" w:color="auto" w:sz="4"/>
+        </w:tblBorders>
+      </w:tblPr>
+      <w:tblGrid>
+        <w:gridCol w:w="100"/>
+      </w:tblGrid>
+      <w:tr>
+        <w:tc>
+          <w:tcPr>
+            <w:shd w:fill="FBF3E2" w:color="auto" w:val="clear"/>
+            <w:tcMar>
+              <w:top w:type="dxa" w:w="60"/>
+              <w:left w:type="dxa" w:w="120"/>
+              <w:bottom w:type="dxa" w:w="60"/>
+              <w:right w:type="dxa" w:w="120"/>
+            </w:tcMar>
+          </w:tcPr>
+          <w:p>
+            <w:pPr>
+              <w:spacing w:after="0" w:line="320"/>
+            </w:pPr>
+            <w:r>
+              <w:t xml:space="preserve"/>
+            </w:r>
+          </w:p>
+          <w:p>
+            <w:pPr>
+              <w:spacing w:after="0" w:line="320"/>
+            </w:pPr>
+            <w:r>
+              <w:t xml:space="preserve"/>
+            </w:r>
+          </w:p>
+          <w:p>
+            <w:pPr>
+              <w:spacing w:after="0" w:line="320"/>
+            </w:pPr>
+            <w:r>
+              <w:t xml:space="preserve"/>
+            </w:r>
+          </w:p>
+        </w:tc>
+      </w:tr>
+    </w:tbl>
+    <w:p>
+      <w:pPr>
+        <w:pStyle w:val="Heading2"/>
+        <w:spacing w:after="80" w:before="180"/>
+      </w:pPr>
+      <w:r>
+        <w:rPr>
+          <w:b/>
+          <w:bCs/>
+          <w:color w:val="12355B"/>
+          <w:sz w:val="24"/>
+          <w:szCs w:val="24"/>
+        </w:rPr>
+        <w:t xml:space="preserve">Build</w:t>
+      </w:r>
+      <w:r>
+        <w:rPr>
+          <w:i/>
+          <w:iCs/>
+          <w:color w:val="B97A12"/>
+          <w:sz w:val="19"/>
+          <w:szCs w:val="19"/>
+        </w:rPr>
+        <w:t xml:space="preserve">   Some language support</w:t>
+      </w:r>
+    </w:p>
+    <w:p>
+      <w:pPr>
+        <w:spacing w:after="60"/>
+      </w:pPr>
+      <w:r>
+        <w:rPr>
+          <w:color w:val="1A2733"/>
+          <w:sz w:val="21"/>
+          <w:szCs w:val="21"/>
+        </w:rPr>
+        <w:t xml:space="preserve">Write two connected sentences. Use because, so, or but.</w:t>
+      </w:r>
+      <w:r>
+        <w:rPr>
+          <w:i/>
+          <w:iCs/>
+          <w:color w:val="5F6F80"/>
+          <w:sz w:val="19"/>
+          <w:szCs w:val="19"/>
+        </w:rPr>
+        <w:br/>
+        <w:t xml:space="preserve">Escribe dos oraciones conectadas. Usa porque, entonces o pero.</w:t>
+      </w:r>
+    </w:p>
+    <w:p>
+      <w:pPr>
+        <w:spacing w:after="60"/>
+      </w:pPr>
+      <w:r>
+        <w:rPr>
+          <w:color w:val="1A2733"/>
+          <w:sz w:val="21"/>
+          <w:szCs w:val="21"/>
+        </w:rPr>
+        <w:t xml:space="preserve">My claim is ___.</w:t>
+      </w:r>
+      <w:r>
+        <w:rPr>
+          <w:i/>
+          <w:iCs/>
+          <w:color w:val="5F6F80"/>
+          <w:sz w:val="19"/>
+          <w:szCs w:val="19"/>
+        </w:rPr>
+        <w:br/>
+        <w:t xml:space="preserve">Mi afirmación es ___.</w:t>
+      </w:r>
+    </w:p>
+    <w:p>
+      <w:pPr>
+        <w:spacing w:after="60"/>
+      </w:pPr>
+      <w:r>
+        <w:rPr>
+          <w:color w:val="1A2733"/>
+          <w:sz w:val="21"/>
+          <w:szCs w:val="21"/>
+        </w:rPr>
+        <w:t xml:space="preserve">I know because ___.</w:t>
+      </w:r>
+      <w:r>
+        <w:rPr>
+          <w:i/>
+          <w:iCs/>
+          <w:color w:val="5F6F80"/>
+          <w:sz w:val="19"/>
+          <w:szCs w:val="19"/>
+        </w:rPr>
+        <w:br/>
+        <w:t xml:space="preserve">Lo sé porque ___.</w:t>
+      </w:r>
+    </w:p>
+    <w:p>
+      <w:pPr>
+        <w:spacing w:after="60"/>
+      </w:pPr>
+      <w:r>
+        <w:rPr>
+          <w:color w:val="1A2733"/>
+          <w:sz w:val="21"/>
+          <w:szCs w:val="21"/>
+        </w:rPr>
+        <w:t xml:space="preserve">So ___.</w:t>
+      </w:r>
+      <w:r>
+        <w:rPr>
+          <w:i/>
+          <w:iCs/>
+          <w:color w:val="5F6F80"/>
+          <w:sz w:val="19"/>
+          <w:szCs w:val="19"/>
+        </w:rPr>
+        <w:br/>
+        <w:t xml:space="preserve">Entonces ___.</w:t>
+      </w:r>
+    </w:p>
+    <w:tbl>
+      <w:tblPr>
+        <w:tblW w:type="pct" w:w="100%"/>
+        <w:tblBorders>
+          <w:top w:val="single" w:color="C7D2DD" w:sz="6"/>
+          <w:left w:val="single" w:color="C7D2DD" w:sz="6"/>
+          <w:bottom w:val="single" w:color="C7D2DD" w:sz="6"/>
+          <w:right w:val="single" w:color="C7D2DD" w:sz="6"/>
+          <w:insideH w:val="single" w:color="auto" w:sz="4"/>
+          <w:insideV w:val="single" w:color="auto" w:sz="4"/>
+        </w:tblBorders>
+      </w:tblPr>
+      <w:tblGrid>
+        <w:gridCol w:w="100"/>
+      </w:tblGrid>
+      <w:tr>
+        <w:tc>
+          <w:tcPr>
+            <w:shd w:fill="FBF3E2" w:color="auto" w:val="clear"/>
+            <w:tcMar>
+              <w:top w:type="dxa" w:w="60"/>
+              <w:left w:type="dxa" w:w="120"/>
+              <w:bottom w:type="dxa" w:w="60"/>
+              <w:right w:type="dxa" w:w="120"/>
+            </w:tcMar>
+          </w:tcPr>
+          <w:p>
+            <w:pPr>
+              <w:spacing w:after="0" w:line="320"/>
+            </w:pPr>
+            <w:r>
+              <w:t xml:space="preserve"/>
+            </w:r>
+          </w:p>
+          <w:p>
+            <w:pPr>
+              <w:spacing w:after="0" w:line="320"/>
+            </w:pPr>
+            <w:r>
+              <w:t xml:space="preserve"/>
+            </w:r>
+          </w:p>
+          <w:p>
+            <w:pPr>
+              <w:spacing w:after="0" w:line="320"/>
+            </w:pPr>
+            <w:r>
+              <w:t xml:space="preserve"/>
+            </w:r>
+          </w:p>
+        </w:tc>
+      </w:tr>
+    </w:tbl>
+    <w:p>
+      <w:pPr>
+        <w:pStyle w:val="Heading2"/>
+        <w:spacing w:after="80" w:before="180"/>
+      </w:pPr>
+      <w:r>
+        <w:rPr>
+          <w:b/>
+          <w:bCs/>
+          <w:color w:val="12355B"/>
+          <w:sz w:val="24"/>
+          <w:szCs w:val="24"/>
+        </w:rPr>
+        <w:t xml:space="preserve">Explain</w:t>
+      </w:r>
+      <w:r>
+        <w:rPr>
+          <w:i/>
+          <w:iCs/>
+          <w:color w:val="B97A12"/>
+          <w:sz w:val="19"/>
+          <w:szCs w:val="19"/>
+        </w:rPr>
+        <w:t xml:space="preserve">   Light language support</w:t>
+      </w:r>
+    </w:p>
+    <w:p>
+      <w:pPr>
+        <w:spacing w:after="60"/>
+      </w:pPr>
+      <w:r>
+        <w:rPr>
+          <w:color w:val="1A2733"/>
+          <w:sz w:val="21"/>
+          <w:szCs w:val="21"/>
+        </w:rPr>
+        <w:t xml:space="preserve">Write a claim, give math evidence, and explain your reasoning.</w:t>
+      </w:r>
+      <w:r>
+        <w:rPr>
+          <w:i/>
+          <w:iCs/>
+          <w:color w:val="5F6F80"/>
+          <w:sz w:val="19"/>
+          <w:szCs w:val="19"/>
+        </w:rPr>
+        <w:br/>
+        <w:t xml:space="preserve">Escribe una afirmación, da evidencia matemática y explica tu razonamiento.</w:t>
+      </w:r>
+    </w:p>
+    <w:p>
+      <w:pPr>
+        <w:spacing w:after="60"/>
+      </w:pPr>
+      <w:r>
+        <w:rPr>
+          <w:color w:val="1A2733"/>
+          <w:sz w:val="21"/>
+          <w:szCs w:val="21"/>
+        </w:rPr>
+        <w:t xml:space="preserve">My claim is ___.</w:t>
+      </w:r>
+      <w:r>
+        <w:rPr>
+          <w:i/>
+          <w:iCs/>
+          <w:color w:val="5F6F80"/>
+          <w:sz w:val="19"/>
+          <w:szCs w:val="19"/>
+        </w:rPr>
+        <w:br/>
+        <w:t xml:space="preserve">Mi afirmación es ___.</w:t>
+      </w:r>
+    </w:p>
+    <w:p>
+      <w:pPr>
+        <w:spacing w:after="60"/>
+      </w:pPr>
+      <w:r>
+        <w:rPr>
+          <w:color w:val="1A2733"/>
+          <w:sz w:val="21"/>
+          <w:szCs w:val="21"/>
+        </w:rPr>
+        <w:t xml:space="preserve">My math evidence is ___.</w:t>
+      </w:r>
+      <w:r>
+        <w:rPr>
+          <w:i/>
+          <w:iCs/>
+          <w:color w:val="5F6F80"/>
+          <w:sz w:val="19"/>
+          <w:szCs w:val="19"/>
+        </w:rPr>
+        <w:br/>
+        <w:t xml:space="preserve">Mi evidencia matemática es ___.</w:t>
+      </w:r>
+    </w:p>
+    <w:p>
+      <w:pPr>
+        <w:spacing w:after="60"/>
+      </w:pPr>
+      <w:r>
+        <w:rPr>
+          <w:color w:val="1A2733"/>
+          <w:sz w:val="21"/>
+          <w:szCs w:val="21"/>
+        </w:rPr>
+        <w:t xml:space="preserve">This proves ___ because ___.</w:t>
+      </w:r>
+      <w:r>
+        <w:rPr>
+          <w:i/>
+          <w:iCs/>
+          <w:color w:val="5F6F80"/>
+          <w:sz w:val="19"/>
+          <w:szCs w:val="19"/>
+        </w:rPr>
+        <w:br/>
+        <w:t xml:space="preserve">Esto demuestra ___ porque ___.</w:t>
+      </w:r>
+    </w:p>
+    <w:tbl>
+      <w:tblPr>
+        <w:tblW w:type="pct" w:w="100%"/>
+        <w:tblBorders>
+          <w:top w:val="single" w:color="C7D2DD" w:sz="6"/>
+          <w:left w:val="single" w:color="C7D2DD" w:sz="6"/>
+          <w:bottom w:val="single" w:color="C7D2DD" w:sz="6"/>
+          <w:right w:val="single" w:color="C7D2DD" w:sz="6"/>
+          <w:insideH w:val="single" w:color="auto" w:sz="4"/>
+          <w:insideV w:val="single" w:color="auto" w:sz="4"/>
+        </w:tblBorders>
+      </w:tblPr>
+      <w:tblGrid>
+        <w:gridCol w:w="100"/>
+      </w:tblGrid>
+      <w:tr>
+        <w:tc>
+          <w:tcPr>
+            <w:shd w:fill="FBF3E2" w:color="auto" w:val="clear"/>
+            <w:tcMar>
+              <w:top w:type="dxa" w:w="60"/>
+              <w:left w:type="dxa" w:w="120"/>
+              <w:bottom w:type="dxa" w:w="60"/>
+              <w:right w:type="dxa" w:w="120"/>
+            </w:tcMar>
+          </w:tcPr>
+          <w:p>
+            <w:pPr>
+              <w:spacing w:after="0" w:line="320"/>
+            </w:pPr>
+            <w:r>
+              <w:t xml:space="preserve"/>
+            </w:r>
+          </w:p>
+          <w:p>
+            <w:pPr>
+              <w:spacing w:after="0" w:line="320"/>
+            </w:pPr>
+            <w:r>
+              <w:t xml:space="preserve"/>
+            </w:r>
+          </w:p>
+          <w:p>
+            <w:pPr>
+              <w:spacing w:after="0" w:line="320"/>
+            </w:pPr>
+            <w:r>
+              <w:t xml:space="preserve"/>
+            </w:r>
+          </w:p>
+          <w:p>
+            <w:pPr>
+              <w:spacing w:after="0" w:line="320"/>
+            </w:pPr>
+            <w:r>
+              <w:t xml:space="preserve"/>
+            </w:r>
+          </w:p>
+          <w:p>
+            <w:pPr>
+              <w:spacing w:after="0" w:line="320"/>
+            </w:pPr>
+            <w:r>
+              <w:t xml:space="preserve"/>
+            </w:r>
+          </w:p>
+        </w:tc>
+      </w:tr>
+    </w:tbl>
+    <w:p>
+      <w:pPr>
+        <w:pStyle w:val="Heading2"/>
+        <w:spacing w:after="80" w:before="180"/>
+      </w:pPr>
+      <w:r>
+        <w:rPr>
+          <w:b/>
+          <w:bCs/>
+          <w:color w:val="12355B"/>
+          <w:sz w:val="24"/>
+          <w:szCs w:val="24"/>
+        </w:rPr>
+        <w:t xml:space="preserve">4. Check Your Explanation</w:t>
+      </w:r>
+      <w:r>
+        <w:rPr>
+          <w:i/>
+          <w:iCs/>
+          <w:color w:val="1FA6A2"/>
+          <w:sz w:val="19"/>
+          <w:szCs w:val="19"/>
+        </w:rPr>
+        <w:t xml:space="preserve">   five quick checks</w:t>
+      </w:r>
+    </w:p>
+    <w:p>
+      <w:pPr>
+        <w:spacing w:after="80"/>
+      </w:pPr>
+      <w:r>
+        <w:rPr>
+          <w:b/>
+          <w:bCs/>
+          <w:color w:val="1FA6A2"/>
+          <w:sz w:val="22"/>
+          <w:szCs w:val="22"/>
+        </w:rPr>
+        <w:t xml:space="preserve">☐  </w:t>
+      </w:r>
+      <w:r>
+        <w:rPr>
+          <w:sz w:val="20"/>
+          <w:szCs w:val="20"/>
+        </w:rPr>
+        <w:t xml:space="preserve">I answered the question.</w:t>
+      </w:r>
+      <w:r>
+        <w:rPr>
+          <w:i/>
+          <w:iCs/>
+          <w:color w:val="5F6F80"/>
+          <w:sz w:val="18"/>
+          <w:szCs w:val="18"/>
+        </w:rPr>
+        <w:br/>
+        <w:t xml:space="preserve">Respondí la pregunta.</w:t>
+      </w:r>
+    </w:p>
+    <w:p>
+      <w:pPr>
+        <w:spacing w:after="80"/>
+      </w:pPr>
+      <w:r>
+        <w:rPr>
+          <w:b/>
+          <w:bCs/>
+          <w:color w:val="1FA6A2"/>
+          <w:sz w:val="22"/>
+          <w:szCs w:val="22"/>
+        </w:rPr>
+        <w:t xml:space="preserve">☐  </w:t>
+      </w:r>
+      <w:r>
+        <w:rPr>
+          <w:sz w:val="20"/>
+          <w:szCs w:val="20"/>
+        </w:rPr>
+        <w:t xml:space="preserve">I used math evidence: numbers, an equation, a model, or a comparison.</w:t>
+      </w:r>
+      <w:r>
+        <w:rPr>
+          <w:i/>
+          <w:iCs/>
+          <w:color w:val="5F6F80"/>
+          <w:sz w:val="18"/>
+          <w:szCs w:val="18"/>
+        </w:rPr>
+        <w:br/>
+        <w:t xml:space="preserve">Usé evidencia matemática: números, una ecuación, un modelo o una comparación.</w:t>
+      </w:r>
+    </w:p>
+    <w:p>
+      <w:pPr>
+        <w:spacing w:after="80"/>
+      </w:pPr>
+      <w:r>
+        <w:rPr>
+          <w:b/>
+          <w:bCs/>
+          <w:color w:val="1FA6A2"/>
+          <w:sz w:val="22"/>
+          <w:szCs w:val="22"/>
+        </w:rPr>
+        <w:t xml:space="preserve">☐  </w:t>
+      </w:r>
+      <w:r>
+        <w:rPr>
+          <w:sz w:val="20"/>
+          <w:szCs w:val="20"/>
+        </w:rPr>
+        <w:t xml:space="preserve">I explained how the evidence proves my answer.</w:t>
+      </w:r>
+      <w:r>
+        <w:rPr>
+          <w:i/>
+          <w:iCs/>
+          <w:color w:val="5F6F80"/>
+          <w:sz w:val="18"/>
+          <w:szCs w:val="18"/>
+        </w:rPr>
+        <w:br/>
+        <w:t xml:space="preserve">Expliqué cómo la evidencia demuestra mi respuesta.</w:t>
+      </w:r>
+    </w:p>
+    <w:p>
+      <w:pPr>
+        <w:spacing w:after="80"/>
+      </w:pPr>
+      <w:r>
+        <w:rPr>
+          <w:b/>
+          <w:bCs/>
+          <w:color w:val="1FA6A2"/>
+          <w:sz w:val="22"/>
+          <w:szCs w:val="22"/>
+        </w:rPr>
+        <w:t xml:space="preserve">☐  </w:t>
+      </w:r>
+      <w:r>
+        <w:rPr>
+          <w:sz w:val="20"/>
+          <w:szCs w:val="20"/>
+        </w:rPr>
+        <w:t xml:space="preserve">I used at least two math words.</w:t>
+      </w:r>
+      <w:r>
+        <w:rPr>
+          <w:i/>
+          <w:iCs/>
+          <w:color w:val="5F6F80"/>
+          <w:sz w:val="18"/>
+          <w:szCs w:val="18"/>
+        </w:rPr>
+        <w:br/>
+        <w:t xml:space="preserve">Usé por lo menos dos palabras matemáticas.</w:t>
+      </w:r>
+    </w:p>
+    <w:p>
+      <w:pPr>
+        <w:spacing w:after="80"/>
+      </w:pPr>
+      <w:r>
+        <w:rPr>
+          <w:b/>
+          <w:bCs/>
+          <w:color w:val="1FA6A2"/>
+          <w:sz w:val="22"/>
+          <w:szCs w:val="22"/>
+        </w:rPr>
+        <w:t xml:space="preserve">☐  </w:t>
+      </w:r>
+      <w:r>
+        <w:rPr>
+          <w:sz w:val="20"/>
+          <w:szCs w:val="20"/>
+        </w:rPr>
+        <w:t xml:space="preserve">I reread complete sentences and punctuation.</w:t>
+      </w:r>
+      <w:r>
+        <w:rPr>
+          <w:i/>
+          <w:iCs/>
+          <w:color w:val="5F6F80"/>
+          <w:sz w:val="18"/>
+          <w:szCs w:val="18"/>
+        </w:rPr>
+        <w:br/>
+        <w:t xml:space="preserve">Volví a leer mis oraciones completas y la puntuación.</w:t>
+      </w:r>
+    </w:p>
+    <w:p>
+      <w:pPr>
+        <w:pStyle w:val="Heading1"/>
+        <w:pageBreakBefore/>
+        <w:pBdr>
+          <w:bottom w:val="single" w:color="1FA6A2" w:sz="14" w:space="6"/>
+        </w:pBdr>
+        <w:spacing w:after="140" w:before="0"/>
+      </w:pPr>
+      <w:r>
+        <w:rPr>
+          <w:b/>
+          <w:bCs/>
+          <w:color w:val="12355B"/>
+          <w:sz w:val="30"/>
+          <w:szCs w:val="30"/>
+        </w:rPr>
+        <w:t xml:space="preserve">Worked Example</w:t>
+      </w:r>
+    </w:p>
+    <w:p>
+      <w:pPr>
+        <w:pStyle w:val="Heading2"/>
+        <w:spacing w:after="80" w:before="180"/>
+      </w:pPr>
+      <w:r>
+        <w:rPr>
+          <w:b/>
+          <w:bCs/>
+          <w:color w:val="12355B"/>
+          <w:sz w:val="24"/>
+          <w:szCs w:val="24"/>
+        </w:rPr>
+        <w:t xml:space="preserve">Watch &amp; Read</w:t>
+      </w:r>
+      <w:r>
+        <w:rPr>
+          <w:i/>
+          <w:iCs/>
+          <w:color w:val="1FA6A2"/>
+          <w:sz w:val="19"/>
+          <w:szCs w:val="19"/>
+        </w:rPr>
+        <w:t xml:space="preserve">   I Do — follow along with your teacher</w:t>
+      </w:r>
+    </w:p>
+    <w:tbl>
+      <w:tblPr>
+        <w:tblW w:type="pct" w:w="100%"/>
+        <w:tblBorders>
+          <w:top w:val="single" w:color="1FA6A2" w:sz="8"/>
+          <w:left w:val="single" w:color="1FA6A2" w:sz="8"/>
+          <w:bottom w:val="single" w:color="1FA6A2" w:sz="8"/>
+          <w:right w:val="single" w:color="1FA6A2" w:sz="8"/>
+          <w:insideH w:val="single" w:color="auto" w:sz="4"/>
+          <w:insideV w:val="single" w:color="auto" w:sz="4"/>
+        </w:tblBorders>
+      </w:tblPr>
+      <w:tblGrid>
+        <w:gridCol w:w="100"/>
+      </w:tblGrid>
+      <w:tr>
+        <w:tc>
+          <w:tcPr>
+            <w:shd w:fill="E6F4F3" w:color="auto" w:val="clear"/>
+            <w:tcMar>
+              <w:top w:type="dxa" w:w="120"/>
+              <w:left w:type="dxa" w:w="180"/>
+              <w:bottom w:type="dxa" w:w="120"/>
+              <w:right w:type="dxa" w:w="180"/>
+            </w:tcMar>
+          </w:tcPr>
+          <w:p>
+            <w:pPr>
+              <w:spacing w:after="60"/>
+            </w:pPr>
+            <w:r>
+              <w:rPr>
+                <w:b/>
+                <w:bCs/>
+                <w:color w:val="12355B"/>
+                <w:sz w:val="22"/>
+                <w:szCs w:val="22"/>
+              </w:rPr>
+              <w:t xml:space="preserve">Detective Agency Case File</w:t>
+            </w:r>
+          </w:p>
+          <w:p>
+            <w:pPr>
+              <w:spacing w:after="0"/>
+            </w:pPr>
+            <w:r>
+              <w:rPr>
+                <w:sz w:val="21"/>
+                <w:szCs w:val="21"/>
+              </w:rPr>
+              <w:t xml:space="preserve">Agent Reyes finds a 3-foot strip of tape at the crime scene. The lab needs the tape cut into 1/4-foot sections for analysis. How many sections can be made? The answer cracks the code to the locked evidence vault.</w:t>
+            </w:r>
+          </w:p>
+        </w:tc>
+      </w:tr>
+    </w:tbl>
+    <w:p>
+      <w:pPr>
+        <w:spacing w:after="80"/>
+      </w:pPr>
+      <w:r>
+        <w:t xml:space="preserve"/>
+      </w:r>
+    </w:p>
+    <w:p>
+      <w:pPr>
+        <w:spacing w:after="50" w:before="60"/>
+      </w:pPr>
+      <w:r>
+        <w:rPr>
+          <w:b/>
+          <w:bCs/>
+          <w:color w:val="12355B"/>
+          <w:sz w:val="21"/>
+          <w:szCs w:val="21"/>
+        </w:rPr>
+        <w:t xml:space="preserve">Think about:</w:t>
+      </w:r>
+    </w:p>
+    <w:p>
+      <w:pPr>
+        <w:spacing w:after="40"/>
+        <w:ind w:left="300"/>
+      </w:pPr>
+      <w:r>
+        <w:rPr>
+          <w:sz w:val="20"/>
+          <w:szCs w:val="20"/>
+        </w:rPr>
+        <w:t xml:space="preserve">•  What total length is being divided?</w:t>
+      </w:r>
+    </w:p>
+    <w:p>
+      <w:pPr>
+        <w:spacing w:after="40"/>
+        <w:ind w:left="300"/>
+      </w:pPr>
+      <w:r>
+        <w:rPr>
+          <w:sz w:val="20"/>
+          <w:szCs w:val="20"/>
+        </w:rPr>
+        <w:t xml:space="preserve">•  What is the size of each section?</w:t>
+      </w:r>
+    </w:p>
+    <w:p>
+      <w:pPr>
+        <w:spacing w:after="40"/>
+        <w:ind w:left="300"/>
+      </w:pPr>
+      <w:r>
+        <w:rPr>
+          <w:sz w:val="20"/>
+          <w:szCs w:val="20"/>
+        </w:rPr>
+        <w:t xml:space="preserve">•  Will the answer be greater than or less than 3?</w:t>
+      </w:r>
+    </w:p>
+    <w:p>
+      <w:pPr>
+        <w:spacing w:after="40"/>
+        <w:ind w:left="300"/>
+      </w:pPr>
+      <w:r>
+        <w:rPr>
+          <w:sz w:val="20"/>
+          <w:szCs w:val="20"/>
+        </w:rPr>
+        <w:t xml:space="preserve">•  What does it mean to divide by a fraction?</w:t>
+      </w:r>
+    </w:p>
+    <w:p>
+      <w:pPr>
+        <w:spacing w:after="40"/>
+        <w:ind w:left="300"/>
+      </w:pPr>
+      <w:r>
+        <w:rPr>
+          <w:sz w:val="20"/>
+          <w:szCs w:val="20"/>
+        </w:rPr>
+        <w:t xml:space="preserve">•  Why does dividing by 1/4 give a bigger number?</w:t>
+      </w:r>
+    </w:p>
+    <w:p>
+      <w:pPr>
+        <w:pStyle w:val="Heading2"/>
+        <w:spacing w:after="80" w:before="180"/>
+      </w:pPr>
+      <w:r>
+        <w:rPr>
+          <w:b/>
+          <w:bCs/>
+          <w:color w:val="12355B"/>
+          <w:sz w:val="24"/>
+          <w:szCs w:val="24"/>
+        </w:rPr>
+        <w:t xml:space="preserve">Solved Example</w:t>
+      </w:r>
+      <w:r>
+        <w:rPr>
+          <w:i/>
+          <w:iCs/>
+          <w:color w:val="1FA6A2"/>
+          <w:sz w:val="19"/>
+          <w:szCs w:val="19"/>
+        </w:rPr>
+        <w:t xml:space="preserve">   I Do — watch each step</w:t>
+      </w:r>
+    </w:p>
+    <w:p>
+      <w:pPr>
+        <w:keepNext/>
+        <w:spacing w:after="40"/>
+      </w:pPr>
+      <w:r>
+        <w:rPr>
+          <w:b/>
+          <w:bCs/>
+          <w:color w:val="12355B"/>
+          <w:sz w:val="21"/>
+          <w:szCs w:val="21"/>
+        </w:rPr>
+        <w:t xml:space="preserve">Problem:  </w:t>
+      </w:r>
+      <w:r>
+        <w:rPr>
+          <w:sz w:val="21"/>
+          <w:szCs w:val="21"/>
+        </w:rPr>
+        <w:t xml:space="preserve">What does 3 ÷ 1/4 mean?</w:t>
+      </w:r>
+    </w:p>
+    <w:p>
+      <w:pPr>
+        <w:spacing w:after="30"/>
+        <w:ind w:left="420"/>
+      </w:pPr>
+      <w:r>
+        <w:rPr>
+          <w:sz w:val="20"/>
+          <w:szCs w:val="20"/>
+        </w:rPr>
+        <w:t xml:space="preserve">A)  How many 1/4-size pieces fit into 3</w:t>
+      </w:r>
+    </w:p>
+    <w:p>
+      <w:pPr>
+        <w:spacing w:after="30"/>
+        <w:ind w:left="420"/>
+      </w:pPr>
+      <w:r>
+        <w:rPr>
+          <w:sz w:val="20"/>
+          <w:szCs w:val="20"/>
+        </w:rPr>
+        <w:t xml:space="preserve">B)  3 groups of 1/4</w:t>
+      </w:r>
+    </w:p>
+    <w:p>
+      <w:pPr>
+        <w:spacing w:after="30"/>
+        <w:ind w:left="420"/>
+      </w:pPr>
+      <w:r>
+        <w:rPr>
+          <w:sz w:val="20"/>
+          <w:szCs w:val="20"/>
+        </w:rPr>
+        <w:t xml:space="preserve">C)  3 minus 1/4</w:t>
+      </w:r>
+    </w:p>
+    <w:p>
+      <w:pPr>
+        <w:spacing w:after="30"/>
+        <w:ind w:left="420"/>
+      </w:pPr>
+      <w:r>
+        <w:rPr>
+          <w:sz w:val="20"/>
+          <w:szCs w:val="20"/>
+        </w:rPr>
+        <w:t xml:space="preserve">D)  1/4 of 3</w:t>
+      </w:r>
+    </w:p>
+    <w:p>
+      <w:pPr>
+        <w:spacing w:after="20" w:before="50"/>
+      </w:pPr>
+      <w:r>
+        <w:rPr>
+          <w:b/>
+          <w:bCs/>
+          <w:color w:val="1FA6A2"/>
+          <w:sz w:val="21"/>
+          <w:szCs w:val="21"/>
+        </w:rPr>
+        <w:t xml:space="preserve">Step 1:  </w:t>
+      </w:r>
+      <w:r>
+        <w:rPr>
+          <w:sz w:val="21"/>
+          <w:szCs w:val="21"/>
+        </w:rPr>
+        <w:t xml:space="preserve">3 ÷ 1/4 asks: how many 1/4-size pieces fit into 3?</w:t>
+      </w:r>
+    </w:p>
+    <w:p>
+      <w:pPr>
+        <w:spacing w:after="20" w:before="50"/>
+      </w:pPr>
+      <w:r>
+        <w:rPr>
+          <w:b/>
+          <w:bCs/>
+          <w:color w:val="1FA6A2"/>
+          <w:sz w:val="21"/>
+          <w:szCs w:val="21"/>
+        </w:rPr>
+        <w:t xml:space="preserve">Step 2:  </w:t>
+      </w:r>
+      <w:r>
+        <w:rPr>
+          <w:sz w:val="21"/>
+          <w:szCs w:val="21"/>
+        </w:rPr>
+        <w:t xml:space="preserve">The answer is 12, because each whole has 4 fourths, and 3 × 4 = 12.</w:t>
+      </w:r>
+    </w:p>
+    <w:p>
+      <w:pPr>
+        <w:spacing w:after="40" w:before="60"/>
+      </w:pPr>
+      <w:r>
+        <w:rPr>
+          <w:b/>
+          <w:bCs/>
+          <w:color w:val="12355B"/>
+          <w:sz w:val="21"/>
+          <w:szCs w:val="21"/>
+        </w:rPr>
+        <w:t xml:space="preserve">Answer:  </w:t>
+      </w:r>
+      <w:r>
+        <w:rPr>
+          <w:b/>
+          <w:bCs/>
+          <w:sz w:val="21"/>
+          <w:szCs w:val="21"/>
+        </w:rPr>
+        <w:t xml:space="preserve">A. How many 1/4-size pieces fit into 3</w:t>
+      </w:r>
+    </w:p>
+    <w:p>
+      <w:pPr>
+        <w:pStyle w:val="Heading1"/>
+        <w:pageBreakBefore/>
+        <w:pBdr>
+          <w:bottom w:val="single" w:color="1FA6A2" w:sz="14" w:space="6"/>
+        </w:pBdr>
+        <w:spacing w:after="140" w:before="0"/>
+      </w:pPr>
+      <w:r>
+        <w:rPr>
+          <w:b/>
+          <w:bCs/>
+          <w:color w:val="12355B"/>
+          <w:sz w:val="30"/>
+          <w:szCs w:val="30"/>
+        </w:rPr>
+        <w:t xml:space="preserve">Guided Practice</w:t>
+      </w:r>
+    </w:p>
+    <w:p>
+      <w:pPr>
+        <w:pStyle w:val="Heading2"/>
+        <w:spacing w:after="80" w:before="180"/>
+      </w:pPr>
+      <w:r>
+        <w:rPr>
+          <w:b/>
+          <w:bCs/>
+          <w:color w:val="12355B"/>
+          <w:sz w:val="24"/>
+          <w:szCs w:val="24"/>
+        </w:rPr>
+        <w:t xml:space="preserve">Solve Together</w:t>
+      </w:r>
+      <w:r>
+        <w:rPr>
+          <w:i/>
+          <w:iCs/>
+          <w:color w:val="6B4FA0"/>
+          <w:sz w:val="19"/>
+          <w:szCs w:val="19"/>
+        </w:rPr>
+        <w:t xml:space="preserve">   We Do — work with your class</w:t>
+      </w:r>
+    </w:p>
+    <w:p>
+      <w:pPr>
+        <w:keepNext/>
+        <w:spacing w:after="40" w:before="40"/>
+      </w:pPr>
+      <w:r>
+        <w:rPr>
+          <w:b/>
+          <w:bCs/>
+          <w:color w:val="12355B"/>
+          <w:sz w:val="21"/>
+          <w:szCs w:val="21"/>
+        </w:rPr>
+        <w:t xml:space="preserve">Problem:  </w:t>
+      </w:r>
+      <w:r>
+        <w:rPr>
+          <w:sz w:val="21"/>
+          <w:szCs w:val="21"/>
+        </w:rPr>
+        <w:t xml:space="preserve">Which expression means 'how many 1/3-size pieces are in 2'?</w:t>
+      </w:r>
+    </w:p>
+    <w:p>
+      <w:pPr>
+        <w:spacing w:after="30"/>
+        <w:ind w:left="420"/>
+      </w:pPr>
+      <w:r>
+        <w:rPr>
+          <w:sz w:val="20"/>
+          <w:szCs w:val="20"/>
+        </w:rPr>
+        <w:t xml:space="preserve">A)  2 ÷ 1/3</w:t>
+      </w:r>
+    </w:p>
+    <w:p>
+      <w:pPr>
+        <w:spacing w:after="30"/>
+        <w:ind w:left="420"/>
+      </w:pPr>
+      <w:r>
+        <w:rPr>
+          <w:sz w:val="20"/>
+          <w:szCs w:val="20"/>
+        </w:rPr>
+        <w:t xml:space="preserve">B)  2 × 1/3</w:t>
+      </w:r>
+    </w:p>
+    <w:p>
+      <w:pPr>
+        <w:spacing w:after="30"/>
+        <w:ind w:left="420"/>
+      </w:pPr>
+      <w:r>
+        <w:rPr>
+          <w:sz w:val="20"/>
+          <w:szCs w:val="20"/>
+        </w:rPr>
+        <w:t xml:space="preserve">C)  1/3 ÷ 2</w:t>
+      </w:r>
+    </w:p>
+    <w:p>
+      <w:pPr>
+        <w:spacing w:after="30"/>
+        <w:ind w:left="420"/>
+      </w:pPr>
+      <w:r>
+        <w:rPr>
+          <w:sz w:val="20"/>
+          <w:szCs w:val="20"/>
+        </w:rPr>
+        <w:t xml:space="preserve">D)  2 + 1/3</w:t>
+      </w:r>
+    </w:p>
+    <w:p>
+      <w:pPr>
+        <w:keepNext/>
+        <w:spacing w:after="0" w:before="50"/>
+      </w:pPr>
+      <w:r>
+        <w:rPr>
+          <w:b/>
+          <w:bCs/>
+          <w:color w:val="6B4FA0"/>
+          <w:sz w:val="21"/>
+          <w:szCs w:val="21"/>
+        </w:rPr>
+        <w:t xml:space="preserve">Step 1:</w:t>
+      </w:r>
+    </w:p>
+    <w:p>
+      <w:pPr>
+        <w:pBdr>
+          <w:bottom w:val="single" w:color="AFBECC" w:sz="6"/>
+        </w:pBdr>
+        <w:spacing w:after="30" w:before="150"/>
+      </w:pPr>
+      <w:r>
+        <w:t xml:space="preserve"/>
+      </w:r>
+    </w:p>
+    <w:p>
+      <w:pPr>
+        <w:keepNext/>
+        <w:spacing w:after="0" w:before="50"/>
+      </w:pPr>
+      <w:r>
+        <w:rPr>
+          <w:b/>
+          <w:bCs/>
+          <w:color w:val="6B4FA0"/>
+          <w:sz w:val="21"/>
+          <w:szCs w:val="21"/>
+        </w:rPr>
+        <w:t xml:space="preserve">Step 2:</w:t>
+      </w:r>
+    </w:p>
+    <w:p>
+      <w:pPr>
+        <w:pBdr>
+          <w:bottom w:val="single" w:color="AFBECC" w:sz="6"/>
+        </w:pBdr>
+        <w:spacing w:after="30" w:before="150"/>
+      </w:pPr>
+      <w:r>
+        <w:t xml:space="preserve"/>
+      </w:r>
+    </w:p>
+    <w:p>
+      <w:pPr>
+        <w:keepNext/>
+        <w:spacing w:after="0" w:before="60"/>
+      </w:pPr>
+      <w:r>
+        <w:rPr>
+          <w:b/>
+          <w:bCs/>
+          <w:color w:val="12355B"/>
+          <w:sz w:val="21"/>
+          <w:szCs w:val="21"/>
+        </w:rPr>
+        <w:t xml:space="preserve">Answer:</w:t>
+      </w:r>
+    </w:p>
+    <w:p>
+      <w:pPr>
+        <w:pBdr>
+          <w:bottom w:val="single" w:color="AFBECC" w:sz="6"/>
+        </w:pBdr>
+        <w:spacing w:after="30" w:before="150"/>
+      </w:pPr>
+      <w:r>
+        <w:t xml:space="preserve"/>
+      </w:r>
+    </w:p>
+    <w:p>
+      <w:pPr>
+        <w:spacing w:after="80"/>
+      </w:pPr>
+      <w:r>
+        <w:t xml:space="preserve"/>
+      </w:r>
+    </w:p>
+    <w:tbl>
+      <w:tblPr>
+        <w:tblW w:type="pct" w:w="100%"/>
+        <w:tblBorders>
+          <w:top w:val="single" w:color="BBD0DE" w:sz="8"/>
+          <w:left w:val="single" w:color="BBD0DE" w:sz="8"/>
+          <w:bottom w:val="single" w:color="BBD0DE" w:sz="8"/>
+          <w:right w:val="single" w:color="BBD0DE" w:sz="8"/>
+          <w:insideH w:val="single" w:color="auto" w:sz="4"/>
+          <w:insideV w:val="single" w:color="auto" w:sz="4"/>
+        </w:tblBorders>
+      </w:tblPr>
+      <w:tblGrid>
+        <w:gridCol w:w="100"/>
+      </w:tblGrid>
+      <w:tr>
+        <w:tc>
+          <w:tcPr>
+            <w:shd w:fill="EEF4F8" w:color="auto" w:val="clear"/>
+            <w:tcMar>
+              <w:top w:type="dxa" w:w="120"/>
+              <w:left w:type="dxa" w:w="180"/>
+              <w:bottom w:type="dxa" w:w="120"/>
+              <w:right w:type="dxa" w:w="180"/>
+            </w:tcMar>
+          </w:tcPr>
+          <w:p>
+            <w:pPr>
               <w:spacing w:after="60"/>
             </w:pPr>
             <w:r>
@@ -3350,6 +4646,97 @@
           <w:szCs w:val="19"/>
         </w:rPr>
         <w:t xml:space="preserve">  — 5 ÷ 1/4 means 'how many 1/4-size pieces fit into 5.' Since each whole has 4 fourths, 5 × 4 = 20.</w:t>
+      </w:r>
+    </w:p>
+    <w:p>
+      <w:pPr>
+        <w:pStyle w:val="Heading2"/>
+        <w:spacing w:after="80" w:before="180"/>
+      </w:pPr>
+      <w:r>
+        <w:rPr>
+          <w:b/>
+          <w:bCs/>
+          <w:color w:val="12355B"/>
+          <w:sz w:val="24"/>
+          <w:szCs w:val="24"/>
+        </w:rPr>
+        <w:t xml:space="preserve">Math Writing Criteria</w:t>
+      </w:r>
+    </w:p>
+    <w:p>
+      <w:pPr>
+        <w:spacing w:after="100"/>
+      </w:pPr>
+      <w:r>
+        <w:rPr>
+          <w:i/>
+          <w:iCs/>
+          <w:color w:val="5F6F80"/>
+          <w:sz w:val="19"/>
+          <w:szCs w:val="19"/>
+        </w:rPr>
+        <w:t xml:space="preserve">The support level changes the amount of language scaffolding, not the mathematical expectation.</w:t>
+      </w:r>
+    </w:p>
+    <w:p>
+      <w:pPr>
+        <w:spacing w:after="80"/>
+      </w:pPr>
+      <w:r>
+        <w:rPr>
+          <w:sz w:val="20"/>
+          <w:szCs w:val="20"/>
+        </w:rPr>
+        <w:t xml:space="preserve">☐  I answered the question.</w:t>
+      </w:r>
+    </w:p>
+    <w:p>
+      <w:pPr>
+        <w:spacing w:after="80"/>
+      </w:pPr>
+      <w:r>
+        <w:rPr>
+          <w:sz w:val="20"/>
+          <w:szCs w:val="20"/>
+        </w:rPr>
+        <w:t xml:space="preserve">☐  I used math evidence: numbers, an equation, a model, or a comparison.</w:t>
+      </w:r>
+    </w:p>
+    <w:p>
+      <w:pPr>
+        <w:spacing w:after="80"/>
+      </w:pPr>
+      <w:r>
+        <w:rPr>
+          <w:sz w:val="20"/>
+          <w:szCs w:val="20"/>
+        </w:rPr>
+        <w:t xml:space="preserve">☐  I explained how the evidence proves my answer.</w:t>
+      </w:r>
+    </w:p>
+    <w:p>
+      <w:pPr>
+        <w:spacing w:after="80"/>
+      </w:pPr>
+      <w:r>
+        <w:rPr>
+          <w:sz w:val="20"/>
+          <w:szCs w:val="20"/>
+        </w:rPr>
+        <w:t xml:space="preserve">☐  I used at least two math words.</w:t>
+      </w:r>
+    </w:p>
+    <w:p>
+      <w:pPr>
+        <w:spacing w:after="80"/>
+      </w:pPr>
+      <w:r>
+        <w:rPr>
+          <w:sz w:val="20"/>
+          <w:szCs w:val="20"/>
+        </w:rPr>
+        <w:t xml:space="preserve">☐  I reread complete sentences and punctuation.</w:t>
       </w:r>
     </w:p>
     <w:sectPr>
